--- a/paper/manuscript/submission/engineering/TaoChronos_Engineering.docx
+++ b/paper/manuscript/submission/engineering/TaoChronos_Engineering.docx
@@ -991,13 +991,13 @@
         <w:t xml:space="preserve">Siku quanshu</w:t>
       </w:r>
       <w:r>
-        <w:t xml:space="preserve">); the openly licensed witnesses of the 350 highest-ranked works form the web corpus (348 works,</w:t>
-      </w:r>
-      <w:r>
-        <w:t xml:space="preserve"> </w:t>
-      </w:r>
-      <w:r>
-        <w:t xml:space="preserve">368 witnesses, 8.51 million characters) used in Figs. 2e and 3.</w:t>
+        <w:t xml:space="preserve">); the openly licensed witnesses of the 535 ranked works (533 have one) form the web corpus</w:t>
+      </w:r>
+      <w:r>
+        <w:t xml:space="preserve"> </w:t>
+      </w:r>
+      <w:r>
+        <w:t xml:space="preserve">(553 witnesses, 10.46 million characters, 168,278 passages) used in Figs. 2e and 3.</w:t>
       </w:r>
     </w:p>
     <w:bookmarkEnd w:id="22"/>
@@ -1066,7 +1066,7 @@
         <w:t xml:space="preserve"> </w:t>
       </w:r>
       <w:r>
-        <w:t xml:space="preserve">commit function. Each of 73 tools needs one of seven permissions; a scope guard and a result firewall wrap every call;</w:t>
+        <w:t xml:space="preserve">commit function. Each of 85 tools needs one of eight permissions; a scope guard and a result firewall wrap every call;</w:t>
       </w:r>
       <w:r>
         <w:t xml:space="preserve"> </w:t>
@@ -1388,7 +1388,13 @@
         <w:t xml:space="preserve"> </w:t>
       </w:r>
       <w:r>
-        <w:t xml:space="preserve">copies in eleven digitized collections link 179 works to physical witnesses (Supplementary Fig. 4).</w:t>
+        <w:t xml:space="preserve">copies in eleven digitized collections link 179 works to physical witnesses (Supplementary Fig. 4). The openly</w:t>
+      </w:r>
+      <w:r>
+        <w:t xml:space="preserve"> </w:t>
+      </w:r>
+      <w:r>
+        <w:t xml:space="preserve">licensed texts of 533 of the 535 canon works form a web corpus of 553 witnesses that runs in the browser (Fig. 2e).</w:t>
       </w:r>
     </w:p>
     <w:bookmarkEnd w:id="27"/>
@@ -1421,61 +1427,77 @@
         <w:t xml:space="preserve"> </w:t>
       </w:r>
       <w:r>
-        <w:t xml:space="preserve">focus terms and 消渴 = diabetes forbidden, on the open corpus (206 books, 1,399 passages; Fig. 3a). The run planned 30</w:t>
-      </w:r>
-      <w:r>
-        <w:t xml:space="preserve"> </w:t>
-      </w:r>
-      <w:r>
-        <w:t xml:space="preserve">tasks in three rounds, wrote 734 events, called 156 tools (none refused) and no model; it extracted 777 claims and</w:t>
-      </w:r>
-      <w:r>
-        <w:t xml:space="preserve"> </w:t>
-      </w:r>
-      <w:r>
-        <w:t xml:space="preserve">recorded 87 evidence and 22 counter-evidence records (Fig. 3b). Of 14 hypotheses, the Skeptic kept 3, sent 10 to be</w:t>
-      </w:r>
-      <w:r>
-        <w:t xml:space="preserve"> </w:t>
-      </w:r>
-      <w:r>
-        <w:t xml:space="preserve">narrowed and rejected 1, raising 117 objections (Fig. 3c). One hypothesis (restlessness 烦躁 as an indication of</w:t>
-      </w:r>
-      <w:r>
-        <w:t xml:space="preserve"> </w:t>
-      </w:r>
-      <w:r>
-        <w:t xml:space="preserve">Liuwei dihuang wan) met every machine-checkable criterion on two independent source families and awaits an expert;</w:t>
-      </w:r>
-      <w:r>
-        <w:t xml:space="preserve"> </w:t>
-      </w:r>
-      <w:r>
-        <w:t xml:space="preserve">twelve were inconclusive, all short of two independent families; one, a</w:t>
-      </w:r>
-      <w:r>
-        <w:t xml:space="preserve"> </w:t>
-      </w:r>
-      <w:r>
-        <w:t xml:space="preserve">‘</w:t>
-      </w:r>
-      <w:r>
-        <w:t xml:space="preserve">lost</w:t>
-      </w:r>
-      <w:r>
-        <w:t xml:space="preserve">’</w:t>
-      </w:r>
-      <w:r>
-        <w:t xml:space="preserve"> </w:t>
-      </w:r>
-      <w:r>
-        <w:t xml:space="preserve">association of Lizhong wan with fever,</w:t>
-      </w:r>
-      <w:r>
-        <w:t xml:space="preserve"> </w:t>
-      </w:r>
-      <w:r>
-        <w:t xml:space="preserve">was rejected because a later book restates it (Fig. 3d,e). A second run wrote the same report.</w:t>
+        <w:t xml:space="preserve">focus terms and 消渴 = diabetes forbidden, on the open canon corpus (273 books, 1,620 passages; Fig. 3a). The run</w:t>
+      </w:r>
+      <w:r>
+        <w:t xml:space="preserve"> </w:t>
+      </w:r>
+      <w:r>
+        <w:t xml:space="preserve">planned 30 tasks in three rounds, wrote 678 events, called 143 tools (none refused) and no model; it extracted 935</w:t>
+      </w:r>
+      <w:r>
+        <w:t xml:space="preserve"> </w:t>
+      </w:r>
+      <w:r>
+        <w:t xml:space="preserve">claims and recorded 80 evidence and 13 counter-evidence records (Fig. 3b). Of 14 hypotheses, the Skeptic kept 2, sent</w:t>
+      </w:r>
+      <w:r>
+        <w:t xml:space="preserve"> </w:t>
+      </w:r>
+      <w:r>
+        <w:t xml:space="preserve">11 to be narrowed and rejected 1, raising 102 objections (Fig. 3c). Four await an expert: two meet every</w:t>
+      </w:r>
+      <w:r>
+        <w:t xml:space="preserve"> </w:t>
+      </w:r>
+      <w:r>
+        <w:t xml:space="preserve">machine-checkable criterion — restlessness (烦躁) with strangury (淋) as an indication of Liuwei dihuang wan, on two</w:t>
+      </w:r>
+      <w:r>
+        <w:t xml:space="preserve"> </w:t>
+      </w:r>
+      <w:r>
+        <w:t xml:space="preserve">independent families of Qing books (H1), and a Ming-to-Qing shift of 中风 from wind attack to stroke (H2) — and two</w:t>
+      </w:r>
+      <w:r>
+        <w:t xml:space="preserve"> </w:t>
+      </w:r>
+      <w:r>
+        <w:t xml:space="preserve">rest in part on a quotation that does not clearly state its claim. Nine were inconclusive, all short of two</w:t>
+      </w:r>
+      <w:r>
+        <w:t xml:space="preserve"> </w:t>
+      </w:r>
+      <w:r>
+        <w:t xml:space="preserve">independent families; the association of copious drinking and urine with Shenqi wan (H5) rests on six books that all</w:t>
+      </w:r>
+      <w:r>
+        <w:t xml:space="preserve"> </w:t>
+      </w:r>
+      <w:r>
+        <w:t xml:space="preserve">carry one</w:t>
+      </w:r>
+      <w:r>
+        <w:t xml:space="preserve"> </w:t>
+      </w:r>
+      <w:r>
+        <w:rPr>
+          <w:iCs/>
+          <w:i/>
+        </w:rPr>
+        <w:t xml:space="preserve">Jingui yaolüe</w:t>
+      </w:r>
+      <w:r>
+        <w:t xml:space="preserve"> </w:t>
+      </w:r>
+      <w:r>
+        <w:t xml:space="preserve">clause (Fig. 1c). One, that heat (热) and counterflow qi (上气) were not linked after 960</w:t>
+      </w:r>
+      <w:r>
+        <w:t xml:space="preserve"> </w:t>
+      </w:r>
+      <w:r>
+        <w:t xml:space="preserve">(R1), was rejected because three later books state the link (Fig. 3d,e). A second run wrote the same report.</w:t>
       </w:r>
     </w:p>
     <w:p>
@@ -1483,145 +1505,31 @@
         <w:pStyle w:val="BodyText"/>
       </w:pPr>
       <w:r>
-        <w:t xml:space="preserve">Reading every hypothesis against its evidence found five failure modes (Supplementary Fig. 1). The independence gate</w:t>
-      </w:r>
-      <w:r>
-        <w:t xml:space="preserve"> </w:t>
-      </w:r>
-      <w:r>
-        <w:t xml:space="preserve">merged books linked by any transcription or rephrasing, transitively, putting 35 of the 38 evidence books in one</w:t>
-      </w:r>
-      <w:r>
-        <w:t xml:space="preserve"> </w:t>
-      </w:r>
-      <w:r>
-        <w:t xml:space="preserve">family; with transcription links only, five failed hypotheses would rest on two to four families. The rules also read</w:t>
-      </w:r>
-      <w:r>
-        <w:t xml:space="preserve"> </w:t>
-      </w:r>
-      <w:r>
-        <w:t xml:space="preserve">co-occurrence as association, dated a commentary of 1547 with its base text of 1237, stated one contradiction twice</w:t>
-      </w:r>
-      <w:r>
-        <w:t xml:space="preserve"> </w:t>
-      </w:r>
-      <w:r>
-        <w:t xml:space="preserve">and, on the sampled open corpus, missed the 1119 first record of Liuwei dihuang wan. None concerned the hypothesis that</w:t>
-      </w:r>
-      <w:r>
-        <w:t xml:space="preserve"> </w:t>
-      </w:r>
-      <w:r>
-        <w:t xml:space="preserve">passed, and the largest made the gate stricter, not looser; we report them unrepaired.</w:t>
-      </w:r>
-    </w:p>
-    <w:bookmarkEnd w:id="28"/>
-    <w:bookmarkStart w:id="29" w:name="quotations-boundaries-and-hard-readings"/>
-    <w:p>
-      <w:pPr>
-        <w:pStyle w:val="Heading2"/>
-      </w:pPr>
-      <w:r>
-        <w:rPr>
-          <w:rStyle w:val="SectionNumber"/>
-        </w:rPr>
-        <w:t xml:space="preserve">3.3</w:t>
-      </w:r>
-      <w:r>
-        <w:tab/>
-      </w:r>
-      <w:r>
-        <w:t xml:space="preserve">Quotations, boundaries and hard readings</w:t>
-      </w:r>
-    </w:p>
-    <w:p>
-      <w:pPr>
-        <w:pStyle w:val="FirstParagraph"/>
-      </w:pPr>
-      <w:r>
-        <w:t xml:space="preserve">On 60 random passages, all verbatim quotations were accepted and all 180 corrupted ones (one character replaced,</w:t>
-      </w:r>
-      <w:r>
-        <w:t xml:space="preserve"> </w:t>
-      </w:r>
-      <w:r>
-        <w:t xml:space="preserve">random characters, shifted span) rejected (Fig. 4a). All 19 invariants held on the intact agent; each removed boundary</w:t>
-      </w:r>
-      <w:r>
-        <w:t xml:space="preserve"> </w:t>
-      </w:r>
-      <w:r>
-        <w:t xml:space="preserve">broke the invariant named for it and no other (127 of 133 cells held; Fig. 4b). The agent read 82 of 84 held-out hard</w:t>
-      </w:r>
-      <w:r>
-        <w:t xml:space="preserve"> </w:t>
-      </w:r>
-      <w:r>
-        <w:t xml:space="preserve">cases correctly (0.976); both errors were unsafe, textual cruxes the harvest does not find (Fig. 4c). Blind rounds</w:t>
-      </w:r>
-      <w:r>
-        <w:t xml:space="preserve"> </w:t>
-      </w:r>
-      <w:r>
-        <w:t xml:space="preserve">scored 43/53, 30/32, 7/10 (a new class of cruxes) and, after a registry of 127 cruxes was harvested from the</w:t>
-      </w:r>
-      <w:r>
-        <w:t xml:space="preserve"> </w:t>
-      </w:r>
-      <w:r>
-        <w:t xml:space="preserve">commentaries, 5/5 (Fig. 4d). On 25,000 full-corpus passages this second reader found 71 rule claims contradicted by</w:t>
-      </w:r>
-      <w:r>
-        <w:t xml:space="preserve"> </w:t>
-      </w:r>
-      <w:r>
-        <w:t xml:space="preserve">their own quotes; after the extractor was fixed, the 12 left are refused at commit.</w:t>
-      </w:r>
-    </w:p>
-    <w:bookmarkEnd w:id="29"/>
-    <w:bookmarkStart w:id="30" w:name="Xf62e82536c35400cb98fca9575053e7853f6c73"/>
-    <w:p>
-      <w:pPr>
-        <w:pStyle w:val="Heading2"/>
-      </w:pPr>
-      <w:r>
-        <w:rPr>
-          <w:rStyle w:val="SectionNumber"/>
-        </w:rPr>
-        <w:t xml:space="preserve">3.4</w:t>
-      </w:r>
-      <w:r>
-        <w:tab/>
-      </w:r>
-      <w:r>
-        <w:t xml:space="preserve">Rankings from the past anticipate later links</w:t>
-      </w:r>
-    </w:p>
-    <w:p>
-      <w:pPr>
-        <w:pStyle w:val="FirstParagraph"/>
-      </w:pPr>
-      <w:r>
-        <w:t xml:space="preserve">In 189 topic–cutoff pairs with a link that came true (29,467 candidates, 1,314 true; base rate 4.5%), Adamic–Adar</w:t>
-      </w:r>
-      <w:r>
-        <w:t xml:space="preserve"> </w:t>
-      </w:r>
-      <w:r>
-        <w:t xml:space="preserve">reached precision@10 0.168 (95% CI 0.152–0.185) against 0.134 for popularity and 0.054 for chance, and mean average</w:t>
-      </w:r>
-      <w:r>
-        <w:t xml:space="preserve"> </w:t>
-      </w:r>
-      <w:r>
-        <w:t xml:space="preserve">precision 0.199 against 0.143 and 0.092 (Fig. 5b); it beat popularity in 149 pairs and lost in 39</w:t>
-      </w:r>
-      <w:r>
-        <w:t xml:space="preserve"> </w:t>
-      </w:r>
-      <w:r>
-        <w:t xml:space="preserve">(</w:t>
+        <w:t xml:space="preserve">Reading every hypothesis against its evidence found six failure modes (Supplementary Fig. 1). The independence gate</w:t>
+      </w:r>
+      <w:r>
+        <w:t xml:space="preserve"> </w:t>
+      </w:r>
+      <w:r>
+        <w:t xml:space="preserve">merged books linked by any transcription or rephrasing, transitively, putting 36 of the 46 evidence books in one</w:t>
+      </w:r>
+      <w:r>
+        <w:t xml:space="preserve"> </w:t>
+      </w:r>
+      <w:r>
+        <w:t xml:space="preserve">family; with transcription links only, four failed hypotheses would rest on two or three families, though two (H5,</w:t>
+      </w:r>
+      <w:r>
+        <w:t xml:space="preserve"> </w:t>
+      </w:r>
+      <w:r>
+        <w:t xml:space="preserve">H13) do rest on copies of one clause. The rules read two items of one list as an association (R1), took drift</w:t>
+      </w:r>
+      <w:r>
+        <w:t xml:space="preserve"> </w:t>
+      </w:r>
+      <w:r>
+        <w:t xml:space="preserve">evidence from passages not naming 中风 and let three drifts whose permutation tests failed (</w:t>
       </w:r>
       <w:r>
         <w:rPr>
@@ -1634,19 +1542,13 @@
         <w:t xml:space="preserve"> </w:t>
       </w:r>
       <w:r>
-        <w:t xml:space="preserve">= 2.4 × 10⁻¹⁶; Fig. 5c). Leakage was zero. Run on the past view at 1368, the pipeline’s surviving held-out</w:t>
-      </w:r>
-      <w:r>
-        <w:t xml:space="preserve"> </w:t>
-      </w:r>
-      <w:r>
-        <w:t xml:space="preserve">predictions were discoveries (true and new) in 7 of 19 (0.37; 95% CI 0.19–0.59), after absence checks rejected two</w:t>
-      </w:r>
-      <w:r>
-        <w:t xml:space="preserve"> </w:t>
-      </w:r>
-      <w:r>
-        <w:t xml:space="preserve">wrong</w:t>
+        <w:t xml:space="preserve">= 0.66–0.98) reach the</w:t>
+      </w:r>
+      <w:r>
+        <w:t xml:space="preserve"> </w:t>
+      </w:r>
+      <w:r>
+        <w:t xml:space="preserve">expert as</w:t>
       </w:r>
       <w:r>
         <w:t xml:space="preserve"> </w:t>
@@ -1655,43 +1557,133 @@
         <w:t xml:space="preserve">‘</w:t>
       </w:r>
       <w:r>
-        <w:t xml:space="preserve">lost</w:t>
+        <w:t xml:space="preserve">exploratory</w:t>
       </w:r>
       <w:r>
         <w:t xml:space="preserve">’</w:t>
       </w:r>
       <w:r>
-        <w:t xml:space="preserve"> </w:t>
-      </w:r>
-      <w:r>
-        <w:t xml:space="preserve">and two already-written</w:t>
-      </w:r>
-      <w:r>
-        <w:t xml:space="preserve"> </w:t>
-      </w:r>
-      <w:r>
-        <w:t xml:space="preserve">‘</w:t>
-      </w:r>
-      <w:r>
-        <w:t xml:space="preserve">hidden</w:t>
-      </w:r>
-      <w:r>
-        <w:t xml:space="preserve">’</w:t>
-      </w:r>
-      <w:r>
-        <w:t xml:space="preserve"> </w:t>
-      </w:r>
-      <w:r>
-        <w:t xml:space="preserve">associations and no discovery (Fig. 5d). On the open corpus alone (30</w:t>
-      </w:r>
-      <w:r>
-        <w:t xml:space="preserve"> </w:t>
-      </w:r>
-      <w:r>
-        <w:t xml:space="preserve">pairs) Adamic–Adar beat popularity (24/6,</w:t>
-      </w:r>
-      <w:r>
-        <w:t xml:space="preserve"> </w:t>
+        <w:t xml:space="preserve">, read Xue Ji’s records of failed treatments as doctrine, did not merge hypotheses sharing</w:t>
+      </w:r>
+      <w:r>
+        <w:t xml:space="preserve"> </w:t>
+      </w:r>
+      <w:r>
+        <w:t xml:space="preserve">evidence and, on the sampled open corpus, missed the 1119 first record of Liuwei dihuang wan. None led to acceptance,</w:t>
+      </w:r>
+      <w:r>
+        <w:t xml:space="preserve"> </w:t>
+      </w:r>
+      <w:r>
+        <w:t xml:space="preserve">and the largest made the gate stricter, not looser; we report them unrepaired.</w:t>
+      </w:r>
+    </w:p>
+    <w:bookmarkEnd w:id="28"/>
+    <w:bookmarkStart w:id="29" w:name="quotations-boundaries-and-hard-readings"/>
+    <w:p>
+      <w:pPr>
+        <w:pStyle w:val="Heading2"/>
+      </w:pPr>
+      <w:r>
+        <w:rPr>
+          <w:rStyle w:val="SectionNumber"/>
+        </w:rPr>
+        <w:t xml:space="preserve">3.3</w:t>
+      </w:r>
+      <w:r>
+        <w:tab/>
+      </w:r>
+      <w:r>
+        <w:t xml:space="preserve">Quotations, boundaries and hard readings</w:t>
+      </w:r>
+    </w:p>
+    <w:p>
+      <w:pPr>
+        <w:pStyle w:val="FirstParagraph"/>
+      </w:pPr>
+      <w:r>
+        <w:t xml:space="preserve">On 60 random passages, all verbatim quotations were accepted and all 180 corrupted ones (one character replaced,</w:t>
+      </w:r>
+      <w:r>
+        <w:t xml:space="preserve"> </w:t>
+      </w:r>
+      <w:r>
+        <w:t xml:space="preserve">random characters, shifted span) rejected (Fig. 4a). All 19 invariants held on the intact agent; each removed boundary</w:t>
+      </w:r>
+      <w:r>
+        <w:t xml:space="preserve"> </w:t>
+      </w:r>
+      <w:r>
+        <w:t xml:space="preserve">broke the invariant named for it and no other (127 of 133 cells held; Fig. 4b). The agent read 82 of 84 held-out hard</w:t>
+      </w:r>
+      <w:r>
+        <w:t xml:space="preserve"> </w:t>
+      </w:r>
+      <w:r>
+        <w:t xml:space="preserve">cases correctly (0.976); both errors were unsafe, textual cruxes the harvest does not find (Fig. 4c). Blind rounds</w:t>
+      </w:r>
+      <w:r>
+        <w:t xml:space="preserve"> </w:t>
+      </w:r>
+      <w:r>
+        <w:t xml:space="preserve">scored 43/53, 30/32, 7/10 (a new class of cruxes) and, after a registry of 127 cruxes was harvested from the</w:t>
+      </w:r>
+      <w:r>
+        <w:t xml:space="preserve"> </w:t>
+      </w:r>
+      <w:r>
+        <w:t xml:space="preserve">commentaries, 5/5 (Fig. 4d). On 25,000 full-corpus passages this second reader found 71 rule claims contradicted by</w:t>
+      </w:r>
+      <w:r>
+        <w:t xml:space="preserve"> </w:t>
+      </w:r>
+      <w:r>
+        <w:t xml:space="preserve">their own quotes; after the extractor was fixed, the 12 left are refused at commit.</w:t>
+      </w:r>
+    </w:p>
+    <w:bookmarkEnd w:id="29"/>
+    <w:bookmarkStart w:id="30" w:name="Xf62e82536c35400cb98fca9575053e7853f6c73"/>
+    <w:p>
+      <w:pPr>
+        <w:pStyle w:val="Heading2"/>
+      </w:pPr>
+      <w:r>
+        <w:rPr>
+          <w:rStyle w:val="SectionNumber"/>
+        </w:rPr>
+        <w:t xml:space="preserve">3.4</w:t>
+      </w:r>
+      <w:r>
+        <w:tab/>
+      </w:r>
+      <w:r>
+        <w:t xml:space="preserve">Rankings from the past anticipate later links</w:t>
+      </w:r>
+    </w:p>
+    <w:p>
+      <w:pPr>
+        <w:pStyle w:val="FirstParagraph"/>
+      </w:pPr>
+      <w:r>
+        <w:t xml:space="preserve">In 189 topic–cutoff pairs with a link that came true (29,467 candidates, 1,314 true; base rate 4.5%), Adamic–Adar</w:t>
+      </w:r>
+      <w:r>
+        <w:t xml:space="preserve"> </w:t>
+      </w:r>
+      <w:r>
+        <w:t xml:space="preserve">reached precision@10 0.168 (95% CI 0.152–0.185) against 0.134 for popularity and 0.054 for chance, and mean average</w:t>
+      </w:r>
+      <w:r>
+        <w:t xml:space="preserve"> </w:t>
+      </w:r>
+      <w:r>
+        <w:t xml:space="preserve">precision 0.199 against 0.143 and 0.092 (Fig. 5b); it beat popularity in 149 pairs and lost in 39</w:t>
+      </w:r>
+      <w:r>
+        <w:t xml:space="preserve"> </w:t>
+      </w:r>
+      <w:r>
+        <w:t xml:space="preserve">(</w:t>
       </w:r>
       <w:r>
         <w:rPr>
@@ -1704,7 +1696,61 @@
         <w:t xml:space="preserve"> </w:t>
       </w:r>
       <w:r>
-        <w:t xml:space="preserve">= 0.0014) but not chance (13/17,</w:t>
+        <w:t xml:space="preserve">= 2.4 × 10⁻¹⁶; Fig. 5c). Leakage was zero. Run on the past view at 1368, the pipeline’s surviving held-out</w:t>
+      </w:r>
+      <w:r>
+        <w:t xml:space="preserve"> </w:t>
+      </w:r>
+      <w:r>
+        <w:t xml:space="preserve">predictions were discoveries (true and new) in 7 of 19 (0.37; 95% CI 0.19–0.59), after absence checks rejected two</w:t>
+      </w:r>
+      <w:r>
+        <w:t xml:space="preserve"> </w:t>
+      </w:r>
+      <w:r>
+        <w:t xml:space="preserve">wrong</w:t>
+      </w:r>
+      <w:r>
+        <w:t xml:space="preserve"> </w:t>
+      </w:r>
+      <w:r>
+        <w:t xml:space="preserve">‘</w:t>
+      </w:r>
+      <w:r>
+        <w:t xml:space="preserve">lost</w:t>
+      </w:r>
+      <w:r>
+        <w:t xml:space="preserve">’</w:t>
+      </w:r>
+      <w:r>
+        <w:t xml:space="preserve"> </w:t>
+      </w:r>
+      <w:r>
+        <w:t xml:space="preserve">and two already-written</w:t>
+      </w:r>
+      <w:r>
+        <w:t xml:space="preserve"> </w:t>
+      </w:r>
+      <w:r>
+        <w:t xml:space="preserve">‘</w:t>
+      </w:r>
+      <w:r>
+        <w:t xml:space="preserve">hidden</w:t>
+      </w:r>
+      <w:r>
+        <w:t xml:space="preserve">’</w:t>
+      </w:r>
+      <w:r>
+        <w:t xml:space="preserve"> </w:t>
+      </w:r>
+      <w:r>
+        <w:t xml:space="preserve">associations and no discovery (Fig. 5d). On the open canon corpus alone</w:t>
+      </w:r>
+      <w:r>
+        <w:t xml:space="preserve"> </w:t>
+      </w:r>
+      <w:r>
+        <w:t xml:space="preserve">(51 pairs, 109 true links) Adamic–Adar beat popularity (37/14,</w:t>
       </w:r>
       <w:r>
         <w:t xml:space="preserve"> </w:t>
@@ -1720,13 +1766,29 @@
         <w:t xml:space="preserve"> </w:t>
       </w:r>
       <w:r>
-        <w:t xml:space="preserve">= 0.58; Supplementary Fig. 3): the</w:t>
-      </w:r>
-      <w:r>
-        <w:t xml:space="preserve"> </w:t>
-      </w:r>
-      <w:r>
-        <w:t xml:space="preserve">benchmark needs the full corpus.</w:t>
+        <w:t xml:space="preserve">= 0.0018) but not chance (19/32,</w:t>
+      </w:r>
+      <w:r>
+        <w:t xml:space="preserve"> </w:t>
+      </w:r>
+      <w:r>
+        <w:rPr>
+          <w:iCs/>
+          <w:i/>
+        </w:rPr>
+        <w:t xml:space="preserve">P</w:t>
+      </w:r>
+      <w:r>
+        <w:t xml:space="preserve"> </w:t>
+      </w:r>
+      <w:r>
+        <w:t xml:space="preserve">= 0.092;</w:t>
+      </w:r>
+      <w:r>
+        <w:t xml:space="preserve"> </w:t>
+      </w:r>
+      <w:r>
+        <w:t xml:space="preserve">Supplementary Fig. 3): the benchmark needs the full corpus.</w:t>
       </w:r>
     </w:p>
     <w:bookmarkEnd w:id="30"/>
@@ -1793,7 +1855,7 @@
         <w:t xml:space="preserve"> </w:t>
       </w:r>
       <w:r>
-        <w:t xml:space="preserve">= 6.62</w:t>
+        <w:t xml:space="preserve">= 7.30</w:t>
       </w:r>
       <w:r>
         <w:t xml:space="preserve"> </w:t>
@@ -2073,7 +2135,13 @@
         <w:t xml:space="preserve"> </w:t>
       </w:r>
       <w:r>
-        <w:t xml:space="preserve">source families (independence should be judged per claim); the full corpus cannot be redistributed and the open subset</w:t>
+        <w:t xml:space="preserve">source families (independence should be judged per claim), and a failed test of a hypothesis’s own statistic should</w:t>
+      </w:r>
+      <w:r>
+        <w:t xml:space="preserve"> </w:t>
+      </w:r>
+      <w:r>
+        <w:t xml:space="preserve">be a hard objection rather than narrowed away; the full corpus cannot be redistributed and the open subset</w:t>
       </w:r>
       <w:r>
         <w:t xml:space="preserve"> </w:t>
@@ -2310,13 +2378,13 @@
         <w:t xml:space="preserve"> </w:t>
       </w:r>
       <w:r>
-        <w:t xml:space="preserve">The corpus. (a) Construction from ten sources. (b) Witnesses per 25-year bin (n = 966; blue, the 531</w:t>
-      </w:r>
-      <w:r>
-        <w:t xml:space="preserve"> </w:t>
-      </w:r>
-      <w:r>
-        <w:t xml:space="preserve">witnesses of the 350 canon works). (c) Basis of dating; undated witnesses counted as Qing. (d) Influence score of the</w:t>
+        <w:t xml:space="preserve">The corpus. (a) Construction from ten sources. (b) Witnesses per 25-year bin (n = 966; blue, the 740</w:t>
+      </w:r>
+      <w:r>
+        <w:t xml:space="preserve"> </w:t>
+      </w:r>
+      <w:r>
+        <w:t xml:space="preserve">witnesses of the 535 canon works). (c) Basis of dating; undated witnesses counted as Qing. (d) Influence score of the</w:t>
       </w:r>
       <w:r>
         <w:t xml:space="preserve"> </w:t>
@@ -2393,7 +2461,7 @@
         <w:t xml:space="preserve"> </w:t>
       </w:r>
       <w:r>
-        <w:t xml:space="preserve">agent; numbers, tool calls. (c) The 14 hypotheses through the Skeptic and the validators, and the 117 objections by</w:t>
+        <w:t xml:space="preserve">agent; numbers, tool calls. (c) The 14 hypotheses through the Skeptic and the validators, and the 102 objections by</w:t>
       </w:r>
       <w:r>
         <w:t xml:space="preserve"> </w:t>
@@ -2791,7 +2859,7 @@
               <w:jc w:val="left"/>
             </w:pPr>
             <w:r>
-              <w:t xml:space="preserve">H2 held inconclusive on one family (Fig. 3e); an over-merging of families reported (Supplementary Fig. 1)</w:t>
+              <w:t xml:space="preserve">H5 held inconclusive on one family (Fig. 3e); an over-merging of families reported (Supplementary Fig. 1)</w:t>
             </w:r>
           </w:p>
         </w:tc>
